--- a/content/files/visuals-ai.docx
+++ b/content/files/visuals-ai.docx
@@ -15,15 +15,7 @@
           <w:b/>
           <w:bCs/>
         </w:rPr>
-        <w:t xml:space="preserve">СЦЕНАРИЙ: </w:t>
-      </w:r>
-      <w:r>
-        <w:rPr>
-          <w:rFonts w:ascii="Times New Roman" w:hAnsi="Times New Roman" w:cs="Times New Roman"/>
-          <w:b/>
-          <w:bCs/>
-        </w:rPr>
-        <w:t>ОФОРМИТЬ ПРАВА</w:t>
+        <w:t>СЦЕНАРИЙ: ОФОРМИТЬ ПРАВА</w:t>
       </w:r>
     </w:p>
     <w:p>
@@ -167,14 +159,17 @@
         </w:rPr>
         <w:t>, творческим трудом которого оно создано (</w:t>
       </w:r>
-      <w:r>
-        <w:rPr>
-          <w:rFonts w:ascii="Times New Roman" w:eastAsia="Times New Roman" w:hAnsi="Times New Roman" w:cs="Times New Roman"/>
-          <w:color w:val="FF0000"/>
-          <w:sz w:val="24"/>
-        </w:rPr>
-        <w:t>п. 1 ст. 1228</w:t>
-      </w:r>
+      <w:hyperlink r:id="rId7" w:history="1">
+        <w:r>
+          <w:rPr>
+            <w:rFonts w:ascii="Times New Roman" w:eastAsia="Times New Roman" w:hAnsi="Times New Roman" w:cs="Times New Roman"/>
+            <w:color w:val="0563C1"/>
+            <w:sz w:val="24"/>
+            <w:u w:val="single"/>
+          </w:rPr>
+          <w:t>п. 1 ст. 1228</w:t>
+        </w:r>
+      </w:hyperlink>
       <w:r>
         <w:rPr>
           <w:rFonts w:ascii="Times New Roman" w:eastAsia="Times New Roman" w:hAnsi="Times New Roman" w:cs="Times New Roman"/>
@@ -182,14 +177,17 @@
         </w:rPr>
         <w:t xml:space="preserve">, </w:t>
       </w:r>
-      <w:r>
-        <w:rPr>
-          <w:rFonts w:ascii="Times New Roman" w:eastAsia="Times New Roman" w:hAnsi="Times New Roman" w:cs="Times New Roman"/>
-          <w:color w:val="FF0000"/>
-          <w:sz w:val="24"/>
-        </w:rPr>
-        <w:t>ст. 1257 ГК РФ</w:t>
-      </w:r>
+      <w:hyperlink r:id="rId8" w:history="1">
+        <w:r>
+          <w:rPr>
+            <w:rFonts w:ascii="Times New Roman" w:eastAsia="Times New Roman" w:hAnsi="Times New Roman" w:cs="Times New Roman"/>
+            <w:color w:val="0563C1"/>
+            <w:sz w:val="24"/>
+            <w:u w:val="single"/>
+          </w:rPr>
+          <w:t>ст. 1257 ГК РФ</w:t>
+        </w:r>
+      </w:hyperlink>
       <w:r>
         <w:rPr>
           <w:rFonts w:ascii="Times New Roman" w:eastAsia="Times New Roman" w:hAnsi="Times New Roman" w:cs="Times New Roman"/>
@@ -197,14 +195,17 @@
         </w:rPr>
         <w:t>). Лица, которые оказали лишь техническое, консультационное, организационное или материальное содействие, авторами не являются (</w:t>
       </w:r>
-      <w:r>
-        <w:rPr>
-          <w:rFonts w:ascii="Times New Roman" w:eastAsia="Times New Roman" w:hAnsi="Times New Roman" w:cs="Times New Roman"/>
-          <w:color w:val="FF0000"/>
-          <w:sz w:val="24"/>
-        </w:rPr>
-        <w:t>п. 1 ст. 1228 ГК РФ</w:t>
-      </w:r>
+      <w:hyperlink r:id="rId9" w:history="1">
+        <w:r>
+          <w:rPr>
+            <w:rFonts w:ascii="Times New Roman" w:eastAsia="Times New Roman" w:hAnsi="Times New Roman" w:cs="Times New Roman"/>
+            <w:color w:val="0563C1"/>
+            <w:sz w:val="24"/>
+            <w:u w:val="single"/>
+          </w:rPr>
+          <w:t>п. 1 ст. 1228 ГК РФ</w:t>
+        </w:r>
+      </w:hyperlink>
       <w:r>
         <w:rPr>
           <w:rFonts w:ascii="Times New Roman" w:eastAsia="Times New Roman" w:hAnsi="Times New Roman" w:cs="Times New Roman"/>
@@ -240,14 +241,17 @@
         </w:rPr>
         <w:t xml:space="preserve"> — результат творческого труда человека, выраженный в объективной форме: рисунок, фото, файл изображения. Регистрировать его не нужно, охрана возникает с момента создания (</w:t>
       </w:r>
-      <w:r>
-        <w:rPr>
-          <w:rFonts w:ascii="Times New Roman" w:eastAsia="Times New Roman" w:hAnsi="Times New Roman" w:cs="Times New Roman"/>
-          <w:color w:val="FF0000"/>
-          <w:sz w:val="24"/>
-        </w:rPr>
-        <w:t>п. 3</w:t>
-      </w:r>
+      <w:hyperlink r:id="rId10" w:history="1">
+        <w:r>
+          <w:rPr>
+            <w:rFonts w:ascii="Times New Roman" w:eastAsia="Times New Roman" w:hAnsi="Times New Roman" w:cs="Times New Roman"/>
+            <w:color w:val="0563C1"/>
+            <w:sz w:val="24"/>
+            <w:u w:val="single"/>
+          </w:rPr>
+          <w:t>п. 3</w:t>
+        </w:r>
+      </w:hyperlink>
       <w:r>
         <w:rPr>
           <w:rFonts w:ascii="Times New Roman" w:eastAsia="Times New Roman" w:hAnsi="Times New Roman" w:cs="Times New Roman"/>
@@ -255,14 +259,17 @@
         </w:rPr>
         <w:t xml:space="preserve">, </w:t>
       </w:r>
-      <w:r>
-        <w:rPr>
-          <w:rFonts w:ascii="Times New Roman" w:eastAsia="Times New Roman" w:hAnsi="Times New Roman" w:cs="Times New Roman"/>
-          <w:color w:val="FF0000"/>
-          <w:sz w:val="24"/>
-        </w:rPr>
-        <w:t>п. 4 ст. 1259 ГК РФ</w:t>
-      </w:r>
+      <w:hyperlink r:id="rId11" w:history="1">
+        <w:r>
+          <w:rPr>
+            <w:rFonts w:ascii="Times New Roman" w:eastAsia="Times New Roman" w:hAnsi="Times New Roman" w:cs="Times New Roman"/>
+            <w:color w:val="0563C1"/>
+            <w:sz w:val="24"/>
+            <w:u w:val="single"/>
+          </w:rPr>
+          <w:t>п. 4 ст. 1259 ГК РФ</w:t>
+        </w:r>
+      </w:hyperlink>
       <w:r>
         <w:rPr>
           <w:rFonts w:ascii="Times New Roman" w:eastAsia="Times New Roman" w:hAnsi="Times New Roman" w:cs="Times New Roman"/>
@@ -270,14 +277,17 @@
         </w:rPr>
         <w:t>). Идеи, концепции и приёмы сами по себе не охраняются, только конкретная форма (</w:t>
       </w:r>
-      <w:r>
-        <w:rPr>
-          <w:rFonts w:ascii="Times New Roman" w:eastAsia="Times New Roman" w:hAnsi="Times New Roman" w:cs="Times New Roman"/>
-          <w:color w:val="FF0000"/>
-          <w:sz w:val="24"/>
-        </w:rPr>
-        <w:t>п. 5 ст. 1259 ГК РФ</w:t>
-      </w:r>
+      <w:hyperlink r:id="rId12" w:history="1">
+        <w:r>
+          <w:rPr>
+            <w:rFonts w:ascii="Times New Roman" w:eastAsia="Times New Roman" w:hAnsi="Times New Roman" w:cs="Times New Roman"/>
+            <w:color w:val="0563C1"/>
+            <w:sz w:val="24"/>
+            <w:u w:val="single"/>
+          </w:rPr>
+          <w:t>п. 5 ст. 1259 ГК РФ</w:t>
+        </w:r>
+      </w:hyperlink>
       <w:r>
         <w:rPr>
           <w:rFonts w:ascii="Times New Roman" w:eastAsia="Times New Roman" w:hAnsi="Times New Roman" w:cs="Times New Roman"/>
@@ -724,14 +734,17 @@
               </w:rPr>
               <w:t>Нужно разрешение правообладателя оригинала (</w:t>
             </w:r>
-            <w:r>
-              <w:rPr>
-                <w:rFonts w:ascii="Times New Roman" w:eastAsia="Times New Roman" w:hAnsi="Times New Roman" w:cs="Times New Roman"/>
-                <w:color w:val="FF0000"/>
-                <w:sz w:val="24"/>
-              </w:rPr>
-              <w:t>ст. 1260</w:t>
-            </w:r>
+            <w:hyperlink r:id="rId13" w:history="1">
+              <w:r>
+                <w:rPr>
+                  <w:rFonts w:ascii="Times New Roman" w:eastAsia="Times New Roman" w:hAnsi="Times New Roman" w:cs="Times New Roman"/>
+                  <w:color w:val="0563C1"/>
+                  <w:sz w:val="24"/>
+                  <w:u w:val="single"/>
+                </w:rPr>
+                <w:t>ст. 1260</w:t>
+              </w:r>
+            </w:hyperlink>
             <w:r>
               <w:rPr>
                 <w:rFonts w:ascii="Times New Roman" w:eastAsia="Times New Roman" w:hAnsi="Times New Roman" w:cs="Times New Roman"/>
@@ -739,14 +752,17 @@
               </w:rPr>
               <w:t xml:space="preserve">, </w:t>
             </w:r>
-            <w:r>
-              <w:rPr>
-                <w:rFonts w:ascii="Times New Roman" w:eastAsia="Times New Roman" w:hAnsi="Times New Roman" w:cs="Times New Roman"/>
-                <w:color w:val="FF0000"/>
-                <w:sz w:val="24"/>
-              </w:rPr>
-              <w:t>пп. 9 п. 2 ст. 1270 ГК РФ</w:t>
-            </w:r>
+            <w:hyperlink r:id="rId14" w:history="1">
+              <w:r>
+                <w:rPr>
+                  <w:rFonts w:ascii="Times New Roman" w:eastAsia="Times New Roman" w:hAnsi="Times New Roman" w:cs="Times New Roman"/>
+                  <w:color w:val="0563C1"/>
+                  <w:sz w:val="24"/>
+                  <w:u w:val="single"/>
+                </w:rPr>
+                <w:t>пп. 9 п. 2 ст. 1270 ГК РФ</w:t>
+              </w:r>
+            </w:hyperlink>
             <w:r>
               <w:rPr>
                 <w:rFonts w:ascii="Times New Roman" w:eastAsia="Times New Roman" w:hAnsi="Times New Roman" w:cs="Times New Roman"/>
@@ -754,14 +770,17 @@
               </w:rPr>
               <w:t>). Исключение — оригинал в общественном достоянии (</w:t>
             </w:r>
-            <w:r>
-              <w:rPr>
-                <w:rFonts w:ascii="Times New Roman" w:eastAsia="Times New Roman" w:hAnsi="Times New Roman" w:cs="Times New Roman"/>
-                <w:color w:val="FF0000"/>
-                <w:sz w:val="24"/>
-              </w:rPr>
-              <w:t>ст. 1282 ГК РФ</w:t>
-            </w:r>
+            <w:hyperlink r:id="rId15" w:history="1">
+              <w:r>
+                <w:rPr>
+                  <w:rFonts w:ascii="Times New Roman" w:eastAsia="Times New Roman" w:hAnsi="Times New Roman" w:cs="Times New Roman"/>
+                  <w:color w:val="0563C1"/>
+                  <w:sz w:val="24"/>
+                  <w:u w:val="single"/>
+                </w:rPr>
+                <w:t>ст. 1282 ГК РФ</w:t>
+              </w:r>
+            </w:hyperlink>
             <w:r>
               <w:rPr>
                 <w:rFonts w:ascii="Times New Roman" w:eastAsia="Times New Roman" w:hAnsi="Times New Roman" w:cs="Times New Roman"/>
@@ -975,14 +994,17 @@
         </w:rPr>
         <w:t>С 1 сентября 2026 г. действует закон об ИИ (</w:t>
       </w:r>
-      <w:r>
-        <w:rPr>
-          <w:rFonts w:ascii="Times New Roman" w:eastAsia="Times New Roman" w:hAnsi="Times New Roman" w:cs="Times New Roman"/>
-          <w:color w:val="FF0000"/>
-          <w:sz w:val="24"/>
-        </w:rPr>
-        <w:t>Федеральный закон от 26.07.2026 № 243-ФЗ «О поддержке развития технологий искусственного интеллекта в Российской Федерации»</w:t>
-      </w:r>
+      <w:hyperlink r:id="rId16" w:history="1">
+        <w:r>
+          <w:rPr>
+            <w:rFonts w:ascii="Times New Roman" w:eastAsia="Times New Roman" w:hAnsi="Times New Roman" w:cs="Times New Roman"/>
+            <w:color w:val="0563C1"/>
+            <w:sz w:val="24"/>
+            <w:u w:val="single"/>
+          </w:rPr>
+          <w:t>Федеральный закон от 26.07.2026 № 243-ФЗ «О поддержке развития технологий искусственного интеллекта в Российской Федерации»</w:t>
+        </w:r>
+      </w:hyperlink>
       <w:r>
         <w:rPr>
           <w:rFonts w:ascii="Times New Roman" w:eastAsia="Times New Roman" w:hAnsi="Times New Roman" w:cs="Times New Roman"/>
@@ -1020,14 +1042,17 @@
         </w:rPr>
         <w:t xml:space="preserve"> (</w:t>
       </w:r>
-      <w:r>
-        <w:rPr>
-          <w:rFonts w:ascii="Times New Roman" w:eastAsia="Times New Roman" w:hAnsi="Times New Roman" w:cs="Times New Roman"/>
-          <w:color w:val="FF0000"/>
-          <w:sz w:val="24"/>
-        </w:rPr>
-        <w:t>ст. 13 Закона № 243-ФЗ</w:t>
-      </w:r>
+      <w:hyperlink r:id="rId17" w:history="1">
+        <w:r>
+          <w:rPr>
+            <w:rFonts w:ascii="Times New Roman" w:eastAsia="Times New Roman" w:hAnsi="Times New Roman" w:cs="Times New Roman"/>
+            <w:color w:val="0563C1"/>
+            <w:sz w:val="24"/>
+            <w:u w:val="single"/>
+          </w:rPr>
+          <w:t>ст. 13 Закона № 243-ФЗ</w:t>
+        </w:r>
+      </w:hyperlink>
       <w:r>
         <w:rPr>
           <w:rFonts w:ascii="Times New Roman" w:eastAsia="Times New Roman" w:hAnsi="Times New Roman" w:cs="Times New Roman"/>
@@ -1075,14 +1100,17 @@
         </w:rPr>
         <w:t xml:space="preserve"> на созданные с её помощью результаты и на каких условиях их можно использовать и сохранять (</w:t>
       </w:r>
-      <w:r>
-        <w:rPr>
-          <w:rFonts w:ascii="Times New Roman" w:eastAsia="Times New Roman" w:hAnsi="Times New Roman" w:cs="Times New Roman"/>
-          <w:color w:val="FF0000"/>
-          <w:sz w:val="24"/>
-        </w:rPr>
-        <w:t>ч. 1 ст. 10 Закона № 243-ФЗ</w:t>
-      </w:r>
+      <w:hyperlink r:id="rId18" w:history="1">
+        <w:r>
+          <w:rPr>
+            <w:rFonts w:ascii="Times New Roman" w:eastAsia="Times New Roman" w:hAnsi="Times New Roman" w:cs="Times New Roman"/>
+            <w:color w:val="0563C1"/>
+            <w:sz w:val="24"/>
+            <w:u w:val="single"/>
+          </w:rPr>
+          <w:t>ч. 1 ст. 10 Закона № 243-ФЗ</w:t>
+        </w:r>
+      </w:hyperlink>
       <w:r>
         <w:rPr>
           <w:rFonts w:ascii="Times New Roman" w:eastAsia="Times New Roman" w:hAnsi="Times New Roman" w:cs="Times New Roman"/>
@@ -1138,14 +1166,17 @@
         <w:lastRenderedPageBreak/>
         <w:t>аудиторией более 500 000 пользователей из России в сутки должны дать такую возможность (</w:t>
       </w:r>
-      <w:r>
-        <w:rPr>
-          <w:rFonts w:ascii="Times New Roman" w:eastAsia="Times New Roman" w:hAnsi="Times New Roman" w:cs="Times New Roman"/>
-          <w:color w:val="FF0000"/>
-          <w:sz w:val="24"/>
-        </w:rPr>
-        <w:t>ст. 9 Закона № 243-ФЗ</w:t>
-      </w:r>
+      <w:hyperlink r:id="rId19" w:history="1">
+        <w:r>
+          <w:rPr>
+            <w:rFonts w:ascii="Times New Roman" w:eastAsia="Times New Roman" w:hAnsi="Times New Roman" w:cs="Times New Roman"/>
+            <w:color w:val="0563C1"/>
+            <w:sz w:val="24"/>
+            <w:u w:val="single"/>
+          </w:rPr>
+          <w:t>ст. 9 Закона № 243-ФЗ</w:t>
+        </w:r>
+      </w:hyperlink>
       <w:r>
         <w:rPr>
           <w:rFonts w:ascii="Times New Roman" w:eastAsia="Times New Roman" w:hAnsi="Times New Roman" w:cs="Times New Roman"/>
@@ -1193,14 +1224,17 @@
         </w:rPr>
         <w:t xml:space="preserve"> моделей на правомерно полученных или открыто доступных произведениях не считается нарушением авторских прав (</w:t>
       </w:r>
-      <w:r>
-        <w:rPr>
-          <w:rFonts w:ascii="Times New Roman" w:eastAsia="Times New Roman" w:hAnsi="Times New Roman" w:cs="Times New Roman"/>
-          <w:color w:val="FF0000"/>
-          <w:sz w:val="24"/>
-        </w:rPr>
-        <w:t>ч. 2 ст. 10 Закона № 243-ФЗ</w:t>
-      </w:r>
+      <w:hyperlink r:id="rId20" w:history="1">
+        <w:r>
+          <w:rPr>
+            <w:rFonts w:ascii="Times New Roman" w:eastAsia="Times New Roman" w:hAnsi="Times New Roman" w:cs="Times New Roman"/>
+            <w:color w:val="0563C1"/>
+            <w:sz w:val="24"/>
+            <w:u w:val="single"/>
+          </w:rPr>
+          <w:t>ч. 2 ст. 10 Закона № 243-ФЗ</w:t>
+        </w:r>
+      </w:hyperlink>
       <w:r>
         <w:rPr>
           <w:rFonts w:ascii="Times New Roman" w:eastAsia="Times New Roman" w:hAnsi="Times New Roman" w:cs="Times New Roman"/>
@@ -1677,14 +1711,17 @@
         </w:rPr>
         <w:t xml:space="preserve"> Укажите своё имя на изображении или рядом с ним и поставьте знак ©: лицо, указанное автором на экземпляре, считается автором, пока не доказано иное (</w:t>
       </w:r>
-      <w:r>
-        <w:rPr>
-          <w:rFonts w:ascii="Times New Roman" w:eastAsia="Times New Roman" w:hAnsi="Times New Roman" w:cs="Times New Roman"/>
-          <w:color w:val="FF0000"/>
-          <w:sz w:val="24"/>
-        </w:rPr>
-        <w:t>ст. 1257</w:t>
-      </w:r>
+      <w:hyperlink r:id="rId21" w:history="1">
+        <w:r>
+          <w:rPr>
+            <w:rFonts w:ascii="Times New Roman" w:eastAsia="Times New Roman" w:hAnsi="Times New Roman" w:cs="Times New Roman"/>
+            <w:color w:val="0563C1"/>
+            <w:sz w:val="24"/>
+            <w:u w:val="single"/>
+          </w:rPr>
+          <w:t>ст. 1257</w:t>
+        </w:r>
+      </w:hyperlink>
       <w:r>
         <w:rPr>
           <w:rFonts w:ascii="Times New Roman" w:eastAsia="Times New Roman" w:hAnsi="Times New Roman" w:cs="Times New Roman"/>
@@ -1692,14 +1729,17 @@
         </w:rPr>
         <w:t xml:space="preserve">, </w:t>
       </w:r>
-      <w:r>
-        <w:rPr>
-          <w:rFonts w:ascii="Times New Roman" w:eastAsia="Times New Roman" w:hAnsi="Times New Roman" w:cs="Times New Roman"/>
-          <w:color w:val="FF0000"/>
-          <w:sz w:val="24"/>
-        </w:rPr>
-        <w:t>ст. 1271 ГК РФ</w:t>
-      </w:r>
+      <w:hyperlink r:id="rId22" w:history="1">
+        <w:r>
+          <w:rPr>
+            <w:rFonts w:ascii="Times New Roman" w:eastAsia="Times New Roman" w:hAnsi="Times New Roman" w:cs="Times New Roman"/>
+            <w:color w:val="0563C1"/>
+            <w:sz w:val="24"/>
+            <w:u w:val="single"/>
+          </w:rPr>
+          <w:t>ст. 1271 ГК РФ</w:t>
+        </w:r>
+      </w:hyperlink>
       <w:r>
         <w:rPr>
           <w:rFonts w:ascii="Times New Roman" w:eastAsia="Times New Roman" w:hAnsi="Times New Roman" w:cs="Times New Roman"/>
@@ -1783,14 +1823,17 @@
         </w:rPr>
         <w:t xml:space="preserve"> Логотип или персонажа, созданного с помощью ИИ, можно зарегистрировать в Роспатенте: для товарного знака авторство не требуется, нужно лишь, чтобы изображение не нарушало чужих прав (</w:t>
       </w:r>
-      <w:r>
-        <w:rPr>
-          <w:rFonts w:ascii="Times New Roman" w:eastAsia="Times New Roman" w:hAnsi="Times New Roman" w:cs="Times New Roman"/>
-          <w:color w:val="FF0000"/>
-          <w:sz w:val="24"/>
-        </w:rPr>
-        <w:t>пп. 1 п. 9 ст. 1483 ГК РФ</w:t>
-      </w:r>
+      <w:hyperlink r:id="rId23" w:history="1">
+        <w:r>
+          <w:rPr>
+            <w:rFonts w:ascii="Times New Roman" w:eastAsia="Times New Roman" w:hAnsi="Times New Roman" w:cs="Times New Roman"/>
+            <w:color w:val="0563C1"/>
+            <w:sz w:val="24"/>
+            <w:u w:val="single"/>
+          </w:rPr>
+          <w:t>пп. 1 п. 9 ст. 1483 ГК РФ</w:t>
+        </w:r>
+      </w:hyperlink>
       <w:r>
         <w:rPr>
           <w:rFonts w:ascii="Times New Roman" w:eastAsia="Times New Roman" w:hAnsi="Times New Roman" w:cs="Times New Roman"/>
@@ -1876,14 +1919,17 @@
         </w:rPr>
         <w:t xml:space="preserve"> Если конкурент копирует ваш визуальный стиль, чтобы вызвать смешение с вашим продуктом, можно обратиться в ФАС (</w:t>
       </w:r>
-      <w:r>
-        <w:rPr>
-          <w:rFonts w:ascii="Times New Roman" w:eastAsia="Times New Roman" w:hAnsi="Times New Roman" w:cs="Times New Roman"/>
-          <w:color w:val="FF0000"/>
-          <w:sz w:val="24"/>
-        </w:rPr>
-        <w:t>ст. 14.6 Федерального закона от 26.07.2006 № 135-ФЗ «О защите конкуренции»</w:t>
-      </w:r>
+      <w:hyperlink r:id="rId24" w:history="1">
+        <w:r>
+          <w:rPr>
+            <w:rFonts w:ascii="Times New Roman" w:eastAsia="Times New Roman" w:hAnsi="Times New Roman" w:cs="Times New Roman"/>
+            <w:color w:val="0563C1"/>
+            <w:sz w:val="24"/>
+            <w:u w:val="single"/>
+          </w:rPr>
+          <w:t>ст. 14.6 Федерального закона от 26.07.2006 № 135-ФЗ «О защите конкуренции»</w:t>
+        </w:r>
+      </w:hyperlink>
       <w:r>
         <w:rPr>
           <w:rFonts w:ascii="Times New Roman" w:eastAsia="Times New Roman" w:hAnsi="Times New Roman" w:cs="Times New Roman"/>
@@ -1912,14 +1958,17 @@
         </w:rPr>
         <w:t xml:space="preserve"> зафиксируйте нарушение (скриншоты с датой и адресом страницы, лучше — нотариальный протокол осмотра сайта) и направьте нарушителю претензию. Если правообладатель и нарушитель — ИП или организации, до суда нужно соблюсти претензионный порядок (</w:t>
       </w:r>
-      <w:r>
-        <w:rPr>
-          <w:rFonts w:ascii="Times New Roman" w:eastAsia="Times New Roman" w:hAnsi="Times New Roman" w:cs="Times New Roman"/>
-          <w:color w:val="FF0000"/>
-          <w:sz w:val="24"/>
-        </w:rPr>
-        <w:t>п. 5.1 ст. 1252 ГК РФ</w:t>
-      </w:r>
+      <w:hyperlink r:id="rId25" w:history="1">
+        <w:r>
+          <w:rPr>
+            <w:rFonts w:ascii="Times New Roman" w:eastAsia="Times New Roman" w:hAnsi="Times New Roman" w:cs="Times New Roman"/>
+            <w:color w:val="0563C1"/>
+            <w:sz w:val="24"/>
+            <w:u w:val="single"/>
+          </w:rPr>
+          <w:t>п. 5.1 ст. 1252 ГК РФ</w:t>
+        </w:r>
+      </w:hyperlink>
       <w:r>
         <w:rPr>
           <w:rFonts w:ascii="Times New Roman" w:eastAsia="Times New Roman" w:hAnsi="Times New Roman" w:cs="Times New Roman"/>
@@ -2013,14 +2062,17 @@
         </w:rPr>
         <w:t xml:space="preserve"> без права на их переработку: общедоступность файла не даёт такого права. Переработка без согласия правообладателя — нарушение (</w:t>
       </w:r>
-      <w:r>
-        <w:rPr>
-          <w:rFonts w:ascii="Times New Roman" w:eastAsia="Times New Roman" w:hAnsi="Times New Roman" w:cs="Times New Roman"/>
-          <w:color w:val="FF0000"/>
-          <w:sz w:val="24"/>
-        </w:rPr>
-        <w:t>пп. 9 п. 2 ст. 1270 ГК РФ</w:t>
-      </w:r>
+      <w:hyperlink r:id="rId26" w:history="1">
+        <w:r>
+          <w:rPr>
+            <w:rFonts w:ascii="Times New Roman" w:eastAsia="Times New Roman" w:hAnsi="Times New Roman" w:cs="Times New Roman"/>
+            <w:color w:val="0563C1"/>
+            <w:sz w:val="24"/>
+            <w:u w:val="single"/>
+          </w:rPr>
+          <w:t>пп. 9 п. 2 ст. 1270 ГК РФ</w:t>
+        </w:r>
+      </w:hyperlink>
       <w:r>
         <w:rPr>
           <w:rFonts w:ascii="Times New Roman" w:eastAsia="Times New Roman" w:hAnsi="Times New Roman" w:cs="Times New Roman"/>
@@ -2106,14 +2158,17 @@
         </w:rPr>
         <w:t xml:space="preserve"> (в том числе «похожего» дипфейка) можно обнародовать и использовать, по общему правилу, только с его согласия (</w:t>
       </w:r>
-      <w:r>
-        <w:rPr>
-          <w:rFonts w:ascii="Times New Roman" w:eastAsia="Times New Roman" w:hAnsi="Times New Roman" w:cs="Times New Roman"/>
-          <w:color w:val="FF0000"/>
-          <w:sz w:val="24"/>
-        </w:rPr>
-        <w:t>ст. 152.1 ГК РФ</w:t>
-      </w:r>
+      <w:hyperlink r:id="rId27" w:history="1">
+        <w:r>
+          <w:rPr>
+            <w:rFonts w:ascii="Times New Roman" w:eastAsia="Times New Roman" w:hAnsi="Times New Roman" w:cs="Times New Roman"/>
+            <w:color w:val="0563C1"/>
+            <w:sz w:val="24"/>
+            <w:u w:val="single"/>
+          </w:rPr>
+          <w:t>ст. 152.1 ГК РФ</w:t>
+        </w:r>
+      </w:hyperlink>
       <w:r>
         <w:rPr>
           <w:rFonts w:ascii="Times New Roman" w:eastAsia="Times New Roman" w:hAnsi="Times New Roman" w:cs="Times New Roman"/>
@@ -2173,22 +2228,28 @@
         </w:rPr>
         <w:t>Цена ошибки — компенсация от 10 000 до 10 000 000 руб. за нарушение либо двукратная стоимость экземпляров или права использования (</w:t>
       </w:r>
-      <w:r>
-        <w:rPr>
-          <w:rFonts w:ascii="Times New Roman" w:eastAsia="Times New Roman" w:hAnsi="Times New Roman" w:cs="Times New Roman"/>
-          <w:color w:val="FF0000"/>
-          <w:sz w:val="24"/>
-        </w:rPr>
-        <w:t>ст. 1301</w:t>
-      </w:r>
-      <w:r>
-        <w:rPr>
-          <w:rFonts w:ascii="Times New Roman" w:eastAsia="Times New Roman" w:hAnsi="Times New Roman" w:cs="Times New Roman"/>
-          <w:color w:val="FF0000"/>
-          <w:sz w:val="24"/>
-        </w:rPr>
-        <w:t xml:space="preserve"> ГК РФ</w:t>
-      </w:r>
+      <w:hyperlink r:id="rId28" w:history="1">
+        <w:r>
+          <w:rPr>
+            <w:rFonts w:ascii="Times New Roman" w:eastAsia="Times New Roman" w:hAnsi="Times New Roman" w:cs="Times New Roman"/>
+            <w:color w:val="0563C1"/>
+            <w:sz w:val="24"/>
+            <w:u w:val="single"/>
+          </w:rPr>
+          <w:t>ст. 1301</w:t>
+        </w:r>
+      </w:hyperlink>
+      <w:hyperlink r:id="rId29" w:history="1">
+        <w:r>
+          <w:rPr>
+            <w:rFonts w:ascii="Times New Roman" w:eastAsia="Times New Roman" w:hAnsi="Times New Roman" w:cs="Times New Roman"/>
+            <w:color w:val="0563C1"/>
+            <w:sz w:val="24"/>
+            <w:u w:val="single"/>
+          </w:rPr>
+          <w:t xml:space="preserve"> ГК РФ</w:t>
+        </w:r>
+      </w:hyperlink>
       <w:r>
         <w:rPr>
           <w:rFonts w:ascii="Times New Roman" w:eastAsia="Times New Roman" w:hAnsi="Times New Roman" w:cs="Times New Roman"/>
@@ -2196,14 +2257,17 @@
         </w:rPr>
         <w:t xml:space="preserve">, </w:t>
       </w:r>
-      <w:r>
-        <w:rPr>
-          <w:rFonts w:ascii="Times New Roman" w:eastAsia="Times New Roman" w:hAnsi="Times New Roman" w:cs="Times New Roman"/>
-          <w:color w:val="FF0000"/>
-          <w:sz w:val="24"/>
-        </w:rPr>
-        <w:t>ст. 1252.1 ГК РФ</w:t>
-      </w:r>
+      <w:hyperlink r:id="rId30" w:history="1">
+        <w:r>
+          <w:rPr>
+            <w:rFonts w:ascii="Times New Roman" w:eastAsia="Times New Roman" w:hAnsi="Times New Roman" w:cs="Times New Roman"/>
+            <w:color w:val="0563C1"/>
+            <w:sz w:val="24"/>
+            <w:u w:val="single"/>
+          </w:rPr>
+          <w:t>ст. 1252.1 ГК РФ</w:t>
+        </w:r>
+      </w:hyperlink>
       <w:r>
         <w:rPr>
           <w:rFonts w:ascii="Times New Roman" w:eastAsia="Times New Roman" w:hAnsi="Times New Roman" w:cs="Times New Roman"/>
@@ -2211,22 +2275,28 @@
         </w:rPr>
         <w:t>). ИП и организации отвечают и без вины, но суд может снизить компенсацию за неумышленное нарушение (</w:t>
       </w:r>
-      <w:r>
-        <w:rPr>
-          <w:rFonts w:ascii="Times New Roman" w:eastAsia="Times New Roman" w:hAnsi="Times New Roman" w:cs="Times New Roman"/>
-          <w:color w:val="FF0000"/>
-          <w:sz w:val="24"/>
-        </w:rPr>
-        <w:t>п. 3 ст. 1250</w:t>
-      </w:r>
-      <w:r>
-        <w:rPr>
-          <w:rFonts w:ascii="Times New Roman" w:eastAsia="Times New Roman" w:hAnsi="Times New Roman" w:cs="Times New Roman"/>
-          <w:color w:val="FF0000"/>
-          <w:sz w:val="24"/>
-        </w:rPr>
-        <w:t xml:space="preserve"> ГК РФ</w:t>
-      </w:r>
+      <w:hyperlink r:id="rId31" w:history="1">
+        <w:r>
+          <w:rPr>
+            <w:rFonts w:ascii="Times New Roman" w:eastAsia="Times New Roman" w:hAnsi="Times New Roman" w:cs="Times New Roman"/>
+            <w:color w:val="0563C1"/>
+            <w:sz w:val="24"/>
+            <w:u w:val="single"/>
+          </w:rPr>
+          <w:t>п. 3 ст. 1250</w:t>
+        </w:r>
+      </w:hyperlink>
+      <w:hyperlink r:id="rId32" w:history="1">
+        <w:r>
+          <w:rPr>
+            <w:rFonts w:ascii="Times New Roman" w:eastAsia="Times New Roman" w:hAnsi="Times New Roman" w:cs="Times New Roman"/>
+            <w:color w:val="0563C1"/>
+            <w:sz w:val="24"/>
+            <w:u w:val="single"/>
+          </w:rPr>
+          <w:t xml:space="preserve"> ГК РФ</w:t>
+        </w:r>
+      </w:hyperlink>
       <w:r>
         <w:rPr>
           <w:rFonts w:ascii="Times New Roman" w:eastAsia="Times New Roman" w:hAnsi="Times New Roman" w:cs="Times New Roman"/>
@@ -2234,14 +2304,17 @@
         </w:rPr>
         <w:t xml:space="preserve">, </w:t>
       </w:r>
-      <w:r>
-        <w:rPr>
-          <w:rFonts w:ascii="Times New Roman" w:eastAsia="Times New Roman" w:hAnsi="Times New Roman" w:cs="Times New Roman"/>
-          <w:color w:val="FF0000"/>
-          <w:sz w:val="24"/>
-        </w:rPr>
-        <w:t>ст. 1252.1 ГК РФ</w:t>
-      </w:r>
+      <w:hyperlink r:id="rId33" w:history="1">
+        <w:r>
+          <w:rPr>
+            <w:rFonts w:ascii="Times New Roman" w:eastAsia="Times New Roman" w:hAnsi="Times New Roman" w:cs="Times New Roman"/>
+            <w:color w:val="0563C1"/>
+            <w:sz w:val="24"/>
+            <w:u w:val="single"/>
+          </w:rPr>
+          <w:t>ст. 1252.1 ГК РФ</w:t>
+        </w:r>
+      </w:hyperlink>
       <w:r>
         <w:rPr>
           <w:rFonts w:ascii="Times New Roman" w:eastAsia="Times New Roman" w:hAnsi="Times New Roman" w:cs="Times New Roman"/>
@@ -2260,7 +2333,7 @@
       </w:pPr>
     </w:p>
     <w:sectPr>
-      <w:footerReference w:type="default" r:id="rId7"/>
+      <w:footerReference w:type="default" r:id="rId34"/>
       <w:pgSz w:w="11906" w:h="16838"/>
       <w:pgMar w:top="1134" w:right="1134" w:bottom="1134" w:left="1134" w:header="708" w:footer="708" w:gutter="0"/>
       <w:cols w:space="720"/>
